--- a/final_submission/paper/B106.docx
+++ b/final_submission/paper/B106.docx
@@ -4897,7 +4897,7 @@
           <w:rFonts w:ascii="Times New Roman" w:hAnsi="Times New Roman"/>
           <w:sz w:val="18"/>
         </w:rPr>
-        <w:t>Python 3.13 · NumPy · SciPy · scikit-image · PyWavelets · Pillow · pandas · matplotlib (OpenCV and FFmpeg for the video test). Repository: github.com/krishangvikramsingh/claude-code, branch claude/elegant-tesla-c3k9fk, folder final_submission/source_code/src. The listing contains the algorithm, attacks, metrics, dataset builder, batch experiment, analysis and benchmark scripts; the data manifest (dataset_manifest.py), the tests and the report/presentation generators are in the repository.</w:t>
+        <w:t>Python 3.13 · NumPy · SciPy · scikit-image · PyWavelets · Pillow · pandas · matplotlib (OpenCV and FFmpeg for the video test). Repository: github.com/krishangvikramsingh/claude-code, branch claude/elegant-tesla-c3k9fk, folder final_submission/source_code/src. The listing contains the algorithm, attacks, metrics, dataset builder, batch experiment, analysis and benchmark scripts; the data manifest (dataset_manifest.py) and the tests are in the repository.</w:t>
       </w:r>
     </w:p>
     <w:p>
